--- a/eng/docx/42.content.docx
+++ b/eng/docx/42.content.docx
@@ -19,7 +19,7 @@
         <w:rPr>
           <w:lang w:val="en_US" w:bidi="en_US"/>
         </w:rPr>
-        <w:t>Resource: Study Notes - Book Intros (Tyndale)</w:t>
+        <w:t>Resource: Tyndale Open Study Notes</w:t>
       </w:r>
       <w:r>
         <w:rPr>
@@ -112,7 +112,7 @@
         <w:rPr>
           <w:lang w:val="en_US" w:bidi="en_US"/>
         </w:rPr>
-        <w:t>Study Notes - Book Intros (Tyndale)</w:t>
+        <w:t>Tyndale Open Study Notes</w:t>
       </w:r>
     </w:p>
     <w:p>

--- a/eng/docx/42.content.docx
+++ b/eng/docx/42.content.docx
@@ -383,7 +383,7 @@
         <w:rPr>
           <w:lang w:val="en_US" w:bidi="en_US"/>
         </w:rPr>
-        <w:t>). This introduction shows the author’s writing skills and explains the purpose of his work. Luke wants to provide a reliable historical account of Jesus's life that confirms the truth of the Christian message.</w:t>
+        <w:t>). This introduction shows the author’s writing skills and explains the purpose of his work. Luke wants to provide a reliable historical account of the life of Jesus that confirms the truth of the Christian message.</w:t>
       </w:r>
     </w:p>
     <w:p>
@@ -397,7 +397,7 @@
         <w:rPr>
           <w:lang w:val="en_US" w:bidi="en_US"/>
         </w:rPr>
-        <w:t>After this formal literary introduction, the writing style changes a lot. Luke describes Jesus’s birth in a Jewish way similar to the ancient Greek Old Testament (Septuagint) (</w:t>
+        <w:t>After this formal literary introduction, the writing style changes a lot. Luke describes the birth of Jesus in a Jewish way similar to the ancient Greek Old Testament (Septuagint) (</w:t>
       </w:r>
       <w:hyperlink r:id="rId14">
         <w:r>
@@ -429,7 +429,7 @@
         <w:rPr>
           <w:lang w:val="en_US" w:bidi="en_US"/>
         </w:rPr>
-        <w:t xml:space="preserve">Like the gospels of Matthew and Mark, Luke starts Jesus’s public ministry with stories about: </w:t>
+        <w:t xml:space="preserve">Like the gospels of Matthew and Mark, Luke begins the account of the public ministry of Jesus with stories about: </w:t>
       </w:r>
     </w:p>
     <w:p>
@@ -483,7 +483,7 @@
         <w:rPr>
           <w:lang w:val="en_US" w:bidi="en_US"/>
         </w:rPr>
-        <w:t>Jesus’s baptism (</w:t>
+        <w:t>the baptism of Jesus (</w:t>
       </w:r>
       <w:hyperlink r:id="rId16">
         <w:r>
@@ -519,7 +519,7 @@
         <w:rPr>
           <w:lang w:val="en_US" w:bidi="en_US"/>
         </w:rPr>
-        <w:t>Jesus’s temptation (</w:t>
+        <w:t>the temptation of Jesus (</w:t>
       </w:r>
       <w:hyperlink r:id="rId17">
         <w:r>
@@ -555,7 +555,7 @@
         <w:rPr>
           <w:lang w:val="en_US" w:bidi="en_US"/>
         </w:rPr>
-        <w:t>Jesus's work in and around Galilee (</w:t>
+        <w:t>the work Jesus did in and around Galilee (</w:t>
       </w:r>
       <w:hyperlink r:id="rId18">
         <w:r>
@@ -587,7 +587,7 @@
         <w:rPr>
           <w:lang w:val="en_US" w:bidi="en_US"/>
         </w:rPr>
-        <w:t>Jesus announced the kingdom of God, taught with authority, healed the sick, and drove out demons. This showed the kingdom's power through his words and actions. As in the gospels of Matthew and Mark, the emphasis of Jesus’s ministry in Galilee was Peter’s declaration that Jesus is the Christ. Jesus then explained that the Christ must suffer and die in Jerusalem (</w:t>
+        <w:t>Jesus announced the kingdom of God, taught with authority, healed the sick, and drove out demons. This showed the kingdom's power through his words and actions. As in the gospels of Matthew and Mark, the emphasis of the ministry of Jesus in Galilee was Peter’s declaration that Jesus is the Christ. Jesus then explained that the Christ must suffer and die in Jerusalem (</w:t>
       </w:r>
       <w:hyperlink r:id="rId19">
         <w:r>
@@ -637,7 +637,7 @@
         <w:rPr>
           <w:lang w:val="en_US" w:bidi="en_US"/>
         </w:rPr>
-        <w:t xml:space="preserve">). The most unique part of the structure of Luke’s Gospel is the narrative of travel. It shares many of Jesus’s well-loved stories and parables (symbolic stories with special meanings): </w:t>
+        <w:t xml:space="preserve">). The most unique part of the structure of Luke’s Gospel is the narrative of travel. It shares many of the well-loved stories and parables (symbolic stories with special meanings) that Jesus told, including: </w:t>
       </w:r>
     </w:p>
     <w:p>
@@ -741,7 +741,7 @@
         <w:rPr>
           <w:lang w:val="en_US" w:bidi="en_US"/>
         </w:rPr>
-        <w:t>The main theme here is God’s love and Jesus's work among the "lost": those living in sin, poor people, and those rejected by society. Luke states the theme of the entire gospel at the end of the episode about Zacchaeus: “</w:t>
+        <w:t>The main theme here is God’s love and the work of Jesus among the "lost": those living in sin, poor people, and those rejected by society. Luke states the theme of the entire gospel at the end of the episode about Zacchaeus: “</w:t>
       </w:r>
       <w:r>
         <w:rPr>
@@ -785,7 +785,7 @@
         <w:rPr>
           <w:lang w:val="en_US" w:bidi="en_US"/>
         </w:rPr>
-        <w:t>The high point of the story is Jesus’s arrest, trial, and crucifixion (</w:t>
+        <w:t>The high point of the story is the arrest, trial, and crucifixion of Jesus (</w:t>
       </w:r>
       <w:hyperlink r:id="rId22">
         <w:r>
@@ -803,7 +803,7 @@
         <w:rPr>
           <w:lang w:val="en_US" w:bidi="en_US"/>
         </w:rPr>
-        <w:t xml:space="preserve">). The main theme of the crucifixion in Luke is Jesus’s innocence. Luke demonstrates that Jesus is the just servant of the Lord who suffers (see </w:t>
+        <w:t xml:space="preserve">). The main theme of the crucifixion in Luke is the innocence of Jesus. Luke demonstrates that Jesus is the just servant of the Lord who suffers (see </w:t>
       </w:r>
       <w:hyperlink r:id="rId23">
         <w:r>
@@ -821,7 +821,7 @@
         <w:rPr>
           <w:lang w:val="en_US" w:bidi="en_US"/>
         </w:rPr>
-        <w:t>). At Jesus’s death, the Roman officer at the foot of the cross exclaimed, “</w:t>
+        <w:t>). When Jesus died, the Roman officer at the foot of the cross exclaimed, “</w:t>
       </w:r>
       <w:r>
         <w:rPr>
@@ -865,7 +865,7 @@
         <w:rPr>
           <w:lang w:val="en_US" w:bidi="en_US"/>
         </w:rPr>
-        <w:t>The story concludes with Jesus's resurrection (</w:t>
+        <w:t>The story concludes with the resurrection of Jesus (</w:t>
       </w:r>
       <w:hyperlink r:id="rId25">
         <w:r>
@@ -969,7 +969,7 @@
         <w:rPr>
           <w:lang w:val="en_US" w:bidi="en_US"/>
         </w:rPr>
-        <w:t xml:space="preserve">Luke follows the Gospel of Mark's basic outline, with a ministry in Galilee, a journey to Jerusalem, and the climax of Jesus's work there. </w:t>
+        <w:t xml:space="preserve">Luke follows the Gospel of Mark's basic outline, with a ministry in Galilee, a journey to Jerusalem, and the climax of the work Jesus did there. </w:t>
       </w:r>
     </w:p>
     <w:p>
@@ -1113,7 +1113,7 @@
         <w:rPr>
           <w:lang w:val="en_US" w:bidi="en_US"/>
         </w:rPr>
-        <w:t>). This adds much of Jesus's teaching and his work with those rejected from society in Israel.</w:t>
+        <w:t>). This adds much of the teaching and work of Jesus with those rejected from society in Israel.</w:t>
       </w:r>
     </w:p>
     <w:p>
@@ -1281,7 +1281,7 @@
         <w:rPr>
           <w:lang w:val="en_US" w:bidi="en_US"/>
         </w:rPr>
-        <w:t>Luke probably became a Christian through the apostle Paul's work. Although he was not there during Jesus's life on earth, he was a careful and skilled historian. He used personal accounts by witnesses. He also used written and spoken sources to thoroughly research the events he described. His goal was to write so that “</w:t>
+        <w:t>Luke probably became a Christian through the apostle Paul's work. Although he was not there when Jesus lived on earth, he was a careful and skilled historian. He used personal accounts by witnesses. He also used written and spoken sources to thoroughly research the events he described. His goal was to write so that “</w:t>
       </w:r>
       <w:r>
         <w:rPr>
@@ -1583,7 +1583,7 @@
         <w:rPr>
           <w:lang w:val="en_US" w:bidi="en_US"/>
         </w:rPr>
-        <w:t>Luke, more than any other gospel writer, confirms that Jesus's story is historical. He assures readers that the gospel message is genuine. He emphasizes that his account relies on trustworthy personal witnesses (</w:t>
+        <w:t>Luke, more than any other gospel writer, confirms that the story of Jesus is historical. He assures readers that the gospel message is genuine. He emphasizes that his account relies on trustworthy personal witnesses (</w:t>
       </w:r>
       <w:hyperlink r:id="rId13">
         <w:r>
@@ -1601,7 +1601,7 @@
         <w:rPr>
           <w:lang w:val="en_US" w:bidi="en_US"/>
         </w:rPr>
-        <w:t>). He carefully dates Jesus's ministry by referring to the rulers of his time (</w:t>
+        <w:t>). He carefully dates the ministry of Jesus by referring to the rulers of his time (</w:t>
       </w:r>
       <w:hyperlink r:id="rId42">
         <w:r>
@@ -1953,7 +1953,7 @@
         <w:rPr>
           <w:lang w:val="en_US" w:bidi="en_US"/>
         </w:rPr>
-        <w:t>God's love for the "lost" is evident in Jesus's time with those living in sin and tax collectors. He called Levi to be his disciple, although he was a tax collector hated by the people. As the "Great Physician," Jesus came to heal those are sick with sin, not those who think they have spiritual health, "the righteous" (</w:t>
+        <w:t>God's love for the "lost" is evident in the time of Jesus with those living in sin and tax collectors. He called Levi to be his disciple, although he was a tax collector hated by the people. As the "Great Physician," Jesus came to heal those are sick with sin, not those who think they have spiritual health, "the righteous" (</w:t>
       </w:r>
       <w:hyperlink r:id="rId54">
         <w:r>
@@ -2057,7 +2057,7 @@
         <w:rPr>
           <w:lang w:val="en_US" w:bidi="en_US"/>
         </w:rPr>
-        <w:t>Jesus's parables share this theme too. For example, the father forgave his "prodigal son" when he changed his lifestyle (</w:t>
+        <w:t>The parables of Jesus share this theme too. For example, the father forgave his "prodigal son" when he changed his lifestyle (</w:t>
       </w:r>
       <w:hyperlink r:id="rId59">
         <w:r>
@@ -2161,7 +2161,7 @@
         <w:rPr>
           <w:lang w:val="en_US" w:bidi="en_US"/>
         </w:rPr>
-        <w:t>In the first century AD, people considered women as lesser. However, Jesus gave women dignity in the kingdom of God. Luke’s Gospel emphasizes women and mentions thirteen women not found in the other gospels. Jesus's birth story is from the perspective of the women Mary and Elizabeth. Only Luke mentions the women who were financial supporters of Jesus (</w:t>
+        <w:t>In the first century AD, people considered women as lesser. However, Jesus gave women dignity in the kingdom of God. Luke’s Gospel emphasizes women and mentions thirteen women not found in the other gospels. The birth story of Jesus is from the perspective of the women Mary and Elizabeth. Only Luke mentions the women who were financial supporters of Jesus (</w:t>
       </w:r>
       <w:hyperlink r:id="rId62">
         <w:r>
@@ -2179,7 +2179,7 @@
         <w:rPr>
           <w:lang w:val="en_US" w:bidi="en_US"/>
         </w:rPr>
-        <w:t>). In the story of Mary and Martha, Jesus praises Mary for learning as a disciple at Jesus’s feet (</w:t>
+        <w:t>). In the story of Mary and Martha, Jesus praises Mary for learning as a disciple at the feet of Jesus (</w:t>
       </w:r>
       <w:hyperlink r:id="rId63">
         <w:r>
@@ -2300,7 +2300,7 @@
         <w:rPr>
           <w:lang w:val="en_US" w:bidi="en_US"/>
         </w:rPr>
-        <w:t>). Matthew's family line of Jesus focuses on Jesus's Jewish descent, starting with Abraham, the ancestor of the Israelites (</w:t>
+        <w:t>). Matthew's family line of Jesus focuses on his Jewish descent, starting with Abraham, the ancestor of the Israelites (</w:t>
       </w:r>
       <w:hyperlink r:id="rId67">
         <w:r>
@@ -2422,7 +2422,7 @@
         <w:rPr>
           <w:lang w:val="en_US" w:bidi="en_US"/>
         </w:rPr>
-        <w:t>The opposite side of including gentiles and other outsiders is that many in Israel rejected Jesus's message. In Nazareth, when Jesus said God had blessed gentiles, the people became angry and tried to kill him (</w:t>
+        <w:t>The opposite side of including gentiles and other outsiders is that many in Israel rejected the message of Jesus. In Nazareth, when Jesus said God had blessed gentiles, the people became angry and tried to kill him (</w:t>
       </w:r>
       <w:hyperlink r:id="rId71">
         <w:r>

--- a/eng/docx/42.content.docx
+++ b/eng/docx/42.content.docx
@@ -19,7 +19,7 @@
         <w:rPr>
           <w:lang w:val="en_US" w:bidi="en_US"/>
         </w:rPr>
-        <w:t>Resource: Tyndale Open Study Notes</w:t>
+        <w:t>Resource: Aquifer Open Study Notes (Book Intros)</w:t>
       </w:r>
       <w:r>
         <w:rPr>
@@ -112,7 +112,7 @@
         <w:rPr>
           <w:lang w:val="en_US" w:bidi="en_US"/>
         </w:rPr>
-        <w:t>Tyndale Open Study Notes</w:t>
+        <w:t>Aquifer Open Study Notes (Book Intros)</w:t>
       </w:r>
     </w:p>
     <w:p>

--- a/eng/docx/42.content.docx
+++ b/eng/docx/42.content.docx
@@ -367,18 +367,12 @@
         </w:rPr>
         <w:t>Luke’s Gospel starts with a formal introduction, written like the works of skilled Greek-Roman writers of Luke’s time (</w:t>
       </w:r>
-      <w:hyperlink r:id="rId13">
-        <w:r>
-          <w:rPr>
-            <w:lang w:val="en_US" w:bidi="en_US"/>
-          </w:rPr>
-          <w:rPr>
-            <w:color w:val="0000EE"/>
-            <w:u w:val="single"/>
-          </w:rPr>
-          <w:t>1:1–4</w:t>
-        </w:r>
-      </w:hyperlink>
+      <w:r>
+        <w:rPr>
+          <w:lang w:val="en_US" w:bidi="en_US"/>
+        </w:rPr>
+        <w:t>1:1–4</w:t>
+      </w:r>
       <w:r>
         <w:rPr>
           <w:lang w:val="en_US" w:bidi="en_US"/>
@@ -399,18 +393,12 @@
         </w:rPr>
         <w:t>After this formal literary introduction, the writing style changes a lot. Luke describes the birth of Jesus in a Jewish way similar to the ancient Greek Old Testament (Septuagint) (</w:t>
       </w:r>
-      <w:hyperlink r:id="rId14">
-        <w:r>
-          <w:rPr>
-            <w:lang w:val="en_US" w:bidi="en_US"/>
-          </w:rPr>
-          <w:rPr>
-            <w:color w:val="0000EE"/>
-            <w:u w:val="single"/>
-          </w:rPr>
-          <w:t>1:5–2:51</w:t>
-        </w:r>
-      </w:hyperlink>
+      <w:r>
+        <w:rPr>
+          <w:lang w:val="en_US" w:bidi="en_US"/>
+        </w:rPr>
+        <w:t>1:5–2:51</w:t>
+      </w:r>
       <w:r>
         <w:rPr>
           <w:lang w:val="en_US" w:bidi="en_US"/>
@@ -449,18 +437,12 @@
         </w:rPr>
         <w:t>John the Baptist (</w:t>
       </w:r>
-      <w:hyperlink r:id="rId15">
-        <w:r>
-          <w:rPr>
-            <w:lang w:val="en_US" w:bidi="en_US"/>
-          </w:rPr>
-          <w:rPr>
-            <w:color w:val="0000EE"/>
-            <w:u w:val="single"/>
-          </w:rPr>
-          <w:t>3:1–20</w:t>
-        </w:r>
-      </w:hyperlink>
+      <w:r>
+        <w:rPr>
+          <w:lang w:val="en_US" w:bidi="en_US"/>
+        </w:rPr>
+        <w:t>3:1–20</w:t>
+      </w:r>
       <w:r>
         <w:rPr>
           <w:lang w:val="en_US" w:bidi="en_US"/>
@@ -485,18 +467,12 @@
         </w:rPr>
         <w:t>the baptism of Jesus (</w:t>
       </w:r>
-      <w:hyperlink r:id="rId16">
-        <w:r>
-          <w:rPr>
-            <w:lang w:val="en_US" w:bidi="en_US"/>
-          </w:rPr>
-          <w:rPr>
-            <w:color w:val="0000EE"/>
-            <w:u w:val="single"/>
-          </w:rPr>
-          <w:t>3:21–22</w:t>
-        </w:r>
-      </w:hyperlink>
+      <w:r>
+        <w:rPr>
+          <w:lang w:val="en_US" w:bidi="en_US"/>
+        </w:rPr>
+        <w:t>3:21–22</w:t>
+      </w:r>
       <w:r>
         <w:rPr>
           <w:lang w:val="en_US" w:bidi="en_US"/>
@@ -521,18 +497,12 @@
         </w:rPr>
         <w:t>the temptation of Jesus (</w:t>
       </w:r>
-      <w:hyperlink r:id="rId17">
-        <w:r>
-          <w:rPr>
-            <w:lang w:val="en_US" w:bidi="en_US"/>
-          </w:rPr>
-          <w:rPr>
-            <w:color w:val="0000EE"/>
-            <w:u w:val="single"/>
-          </w:rPr>
-          <w:t>4:1–13</w:t>
-        </w:r>
-      </w:hyperlink>
+      <w:r>
+        <w:rPr>
+          <w:lang w:val="en_US" w:bidi="en_US"/>
+        </w:rPr>
+        <w:t>4:1–13</w:t>
+      </w:r>
       <w:r>
         <w:rPr>
           <w:lang w:val="en_US" w:bidi="en_US"/>
@@ -557,18 +527,12 @@
         </w:rPr>
         <w:t>the work Jesus did in and around Galilee (</w:t>
       </w:r>
-      <w:hyperlink r:id="rId18">
-        <w:r>
-          <w:rPr>
-            <w:lang w:val="en_US" w:bidi="en_US"/>
-          </w:rPr>
-          <w:rPr>
-            <w:color w:val="0000EE"/>
-            <w:u w:val="single"/>
-          </w:rPr>
-          <w:t>4:14–9:50</w:t>
-        </w:r>
-      </w:hyperlink>
+      <w:r>
+        <w:rPr>
+          <w:lang w:val="en_US" w:bidi="en_US"/>
+        </w:rPr>
+        <w:t>4:14–9:50</w:t>
+      </w:r>
       <w:r>
         <w:rPr>
           <w:lang w:val="en_US" w:bidi="en_US"/>
@@ -589,18 +553,12 @@
         </w:rPr>
         <w:t>Jesus announced the kingdom of God, taught with authority, healed the sick, and drove out demons. This showed the kingdom's power through his words and actions. As in the gospels of Matthew and Mark, the emphasis of the ministry of Jesus in Galilee was Peter’s declaration that Jesus is the Christ. Jesus then explained that the Christ must suffer and die in Jerusalem (</w:t>
       </w:r>
-      <w:hyperlink r:id="rId19">
-        <w:r>
-          <w:rPr>
-            <w:lang w:val="en_US" w:bidi="en_US"/>
-          </w:rPr>
-          <w:rPr>
-            <w:color w:val="0000EE"/>
-            <w:u w:val="single"/>
-          </w:rPr>
-          <w:t>9:18–22</w:t>
-        </w:r>
-      </w:hyperlink>
+      <w:r>
+        <w:rPr>
+          <w:lang w:val="en_US" w:bidi="en_US"/>
+        </w:rPr>
+        <w:t>9:18–22</w:t>
+      </w:r>
       <w:r>
         <w:rPr>
           <w:lang w:val="en_US" w:bidi="en_US"/>
@@ -621,18 +579,12 @@
         </w:rPr>
         <w:t>Jesus then traveled to Jerusalem to complete this mission (</w:t>
       </w:r>
-      <w:hyperlink r:id="rId20">
-        <w:r>
-          <w:rPr>
-            <w:lang w:val="en_US" w:bidi="en_US"/>
-          </w:rPr>
-          <w:rPr>
-            <w:color w:val="0000EE"/>
-            <w:u w:val="single"/>
-          </w:rPr>
-          <w:t>9:51–19:44</w:t>
-        </w:r>
-      </w:hyperlink>
+      <w:r>
+        <w:rPr>
+          <w:lang w:val="en_US" w:bidi="en_US"/>
+        </w:rPr>
+        <w:t>9:51–19:44</w:t>
+      </w:r>
       <w:r>
         <w:rPr>
           <w:lang w:val="en_US" w:bidi="en_US"/>
@@ -755,18 +707,12 @@
         </w:rPr>
         <w:t>” (</w:t>
       </w:r>
-      <w:hyperlink r:id="rId21">
-        <w:r>
-          <w:rPr>
-            <w:lang w:val="en_US" w:bidi="en_US"/>
-          </w:rPr>
-          <w:rPr>
-            <w:color w:val="0000EE"/>
-            <w:u w:val="single"/>
-          </w:rPr>
-          <w:t>19:10</w:t>
-        </w:r>
-      </w:hyperlink>
+      <w:r>
+        <w:rPr>
+          <w:lang w:val="en_US" w:bidi="en_US"/>
+        </w:rPr>
+        <w:t>19:10</w:t>
+      </w:r>
       <w:r>
         <w:rPr>
           <w:lang w:val="en_US" w:bidi="en_US"/>
@@ -787,36 +733,24 @@
         </w:rPr>
         <w:t>The high point of the story is the arrest, trial, and crucifixion of Jesus (</w:t>
       </w:r>
-      <w:hyperlink r:id="rId22">
-        <w:r>
-          <w:rPr>
-            <w:lang w:val="en_US" w:bidi="en_US"/>
-          </w:rPr>
-          <w:rPr>
-            <w:color w:val="0000EE"/>
-            <w:u w:val="single"/>
-          </w:rPr>
-          <w:t>22:1–23:56</w:t>
-        </w:r>
-      </w:hyperlink>
+      <w:r>
+        <w:rPr>
+          <w:lang w:val="en_US" w:bidi="en_US"/>
+        </w:rPr>
+        <w:t>22:1–23:56</w:t>
+      </w:r>
       <w:r>
         <w:rPr>
           <w:lang w:val="en_US" w:bidi="en_US"/>
         </w:rPr>
         <w:t xml:space="preserve">). The main theme of the crucifixion in Luke is the innocence of Jesus. Luke demonstrates that Jesus is the just servant of the Lord who suffers (see </w:t>
       </w:r>
-      <w:hyperlink r:id="rId23">
-        <w:r>
-          <w:rPr>
-            <w:lang w:val="en_US" w:bidi="en_US"/>
-          </w:rPr>
-          <w:rPr>
-            <w:color w:val="0000EE"/>
-            <w:u w:val="single"/>
-          </w:rPr>
-          <w:t>Isaiah 52:13–53:12</w:t>
-        </w:r>
-      </w:hyperlink>
+      <w:r>
+        <w:rPr>
+          <w:lang w:val="en_US" w:bidi="en_US"/>
+        </w:rPr>
+        <w:t>Isaiah 52:13–53:12</w:t>
+      </w:r>
       <w:r>
         <w:rPr>
           <w:lang w:val="en_US" w:bidi="en_US"/>
@@ -835,18 +769,12 @@
         </w:rPr>
         <w:t>” (</w:t>
       </w:r>
-      <w:hyperlink r:id="rId24">
-        <w:r>
-          <w:rPr>
-            <w:lang w:val="en_US" w:bidi="en_US"/>
-          </w:rPr>
-          <w:rPr>
-            <w:color w:val="0000EE"/>
-            <w:u w:val="single"/>
-          </w:rPr>
-          <w:t>Luke 23:47</w:t>
-        </w:r>
-      </w:hyperlink>
+      <w:r>
+        <w:rPr>
+          <w:lang w:val="en_US" w:bidi="en_US"/>
+        </w:rPr>
+        <w:t>Luke 23:47</w:t>
+      </w:r>
       <w:r>
         <w:rPr>
           <w:lang w:val="en_US" w:bidi="en_US"/>
@@ -867,90 +795,60 @@
         </w:rPr>
         <w:t>The story concludes with the resurrection of Jesus (</w:t>
       </w:r>
-      <w:hyperlink r:id="rId25">
-        <w:r>
-          <w:rPr>
-            <w:lang w:val="en_US" w:bidi="en_US"/>
-          </w:rPr>
-          <w:rPr>
-            <w:color w:val="0000EE"/>
-            <w:u w:val="single"/>
-          </w:rPr>
-          <w:t>24:1–12</w:t>
-        </w:r>
-      </w:hyperlink>
+      <w:r>
+        <w:rPr>
+          <w:lang w:val="en_US" w:bidi="en_US"/>
+        </w:rPr>
+        <w:t>24:1–12</w:t>
+      </w:r>
       <w:r>
         <w:rPr>
           <w:lang w:val="en_US" w:bidi="en_US"/>
         </w:rPr>
         <w:t>). Luke is unique by including the story of the disciples on the road to Emmaus (</w:t>
       </w:r>
-      <w:hyperlink r:id="rId26">
-        <w:r>
-          <w:rPr>
-            <w:lang w:val="en_US" w:bidi="en_US"/>
-          </w:rPr>
-          <w:rPr>
-            <w:color w:val="0000EE"/>
-            <w:u w:val="single"/>
-          </w:rPr>
-          <w:t>24:13–35</w:t>
-        </w:r>
-      </w:hyperlink>
+      <w:r>
+        <w:rPr>
+          <w:lang w:val="en_US" w:bidi="en_US"/>
+        </w:rPr>
+        <w:t>24:13–35</w:t>
+      </w:r>
       <w:r>
         <w:rPr>
           <w:lang w:val="en_US" w:bidi="en_US"/>
         </w:rPr>
         <w:t>). As Jesus walked with two sad disciples who did not recognize him, he explained that his death was not a failure but fulfilled Old Testament promises. All of Scripture prophesied this important event of salvation (</w:t>
       </w:r>
-      <w:hyperlink r:id="rId27">
-        <w:r>
-          <w:rPr>
-            <w:lang w:val="en_US" w:bidi="en_US"/>
-          </w:rPr>
-          <w:rPr>
-            <w:color w:val="0000EE"/>
-            <w:u w:val="single"/>
-          </w:rPr>
-          <w:t>24:25–27</w:t>
-        </w:r>
-      </w:hyperlink>
+      <w:r>
+        <w:rPr>
+          <w:lang w:val="en_US" w:bidi="en_US"/>
+        </w:rPr>
+        <w:t>24:25–27</w:t>
+      </w:r>
       <w:r>
         <w:rPr>
           <w:lang w:val="en_US" w:bidi="en_US"/>
         </w:rPr>
         <w:t>). The story ends with a short account of God taking Jesus into heaven (the "Ascension") (</w:t>
       </w:r>
-      <w:hyperlink r:id="rId28">
-        <w:r>
-          <w:rPr>
-            <w:lang w:val="en_US" w:bidi="en_US"/>
-          </w:rPr>
-          <w:rPr>
-            <w:color w:val="0000EE"/>
-            <w:u w:val="single"/>
-          </w:rPr>
-          <w:t>24:50–53</w:t>
-        </w:r>
-      </w:hyperlink>
+      <w:r>
+        <w:rPr>
+          <w:lang w:val="en_US" w:bidi="en_US"/>
+        </w:rPr>
+        <w:t>24:50–53</w:t>
+      </w:r>
       <w:r>
         <w:rPr>
           <w:lang w:val="en_US" w:bidi="en_US"/>
         </w:rPr>
         <w:t>). The book of Acts describes this in more detail (</w:t>
       </w:r>
-      <w:hyperlink r:id="rId29">
-        <w:r>
-          <w:rPr>
-            <w:lang w:val="en_US" w:bidi="en_US"/>
-          </w:rPr>
-          <w:rPr>
-            <w:color w:val="0000EE"/>
-            <w:u w:val="single"/>
-          </w:rPr>
-          <w:t>Acts 1:1–11</w:t>
-        </w:r>
-      </w:hyperlink>
+      <w:r>
+        <w:rPr>
+          <w:lang w:val="en_US" w:bidi="en_US"/>
+        </w:rPr>
+        <w:t>Acts 1:1–11</w:t>
+      </w:r>
       <w:r>
         <w:rPr>
           <w:lang w:val="en_US" w:bidi="en_US"/>
@@ -1007,18 +905,12 @@
         </w:rPr>
         <w:t>Like Matthew, Luke starts with a birth story, which introduces the themes of the work (</w:t>
       </w:r>
-      <w:hyperlink r:id="rId30">
-        <w:r>
-          <w:rPr>
-            <w:lang w:val="en_US" w:bidi="en_US"/>
-          </w:rPr>
-          <w:rPr>
-            <w:color w:val="0000EE"/>
-            <w:u w:val="single"/>
-          </w:rPr>
-          <w:t>Luke 1:1–2:52</w:t>
-        </w:r>
-      </w:hyperlink>
+      <w:r>
+        <w:rPr>
+          <w:lang w:val="en_US" w:bidi="en_US"/>
+        </w:rPr>
+        <w:t>Luke 1:1–2:52</w:t>
+      </w:r>
       <w:r>
         <w:rPr>
           <w:lang w:val="en_US" w:bidi="en_US"/>
@@ -1043,18 +935,12 @@
         </w:rPr>
         <w:t>Luke leaves out a major part of Mark's account of the ministry of Galilee, often called the "great omission" (</w:t>
       </w:r>
-      <w:hyperlink r:id="rId31">
-        <w:r>
-          <w:rPr>
-            <w:lang w:val="en_US" w:bidi="en_US"/>
-          </w:rPr>
-          <w:rPr>
-            <w:color w:val="0000EE"/>
-            <w:u w:val="single"/>
-          </w:rPr>
-          <w:t>Mark 6:45–8:26</w:t>
-        </w:r>
-      </w:hyperlink>
+      <w:r>
+        <w:rPr>
+          <w:lang w:val="en_US" w:bidi="en_US"/>
+        </w:rPr>
+        <w:t>Mark 6:45–8:26</w:t>
+      </w:r>
       <w:r>
         <w:rPr>
           <w:lang w:val="en_US" w:bidi="en_US"/>
@@ -1079,36 +965,24 @@
         </w:rPr>
         <w:t>Luke expands Mark's account of the journey to Jerusalem from one chapter to ten chapters (</w:t>
       </w:r>
-      <w:hyperlink r:id="rId32">
-        <w:r>
-          <w:rPr>
-            <w:lang w:val="en_US" w:bidi="en_US"/>
-          </w:rPr>
-          <w:rPr>
-            <w:color w:val="0000EE"/>
-            <w:u w:val="single"/>
-          </w:rPr>
-          <w:t>Mark 10:1–52</w:t>
-        </w:r>
-      </w:hyperlink>
+      <w:r>
+        <w:rPr>
+          <w:lang w:val="en_US" w:bidi="en_US"/>
+        </w:rPr>
+        <w:t>Mark 10:1–52</w:t>
+      </w:r>
       <w:r>
         <w:rPr>
           <w:lang w:val="en_US" w:bidi="en_US"/>
         </w:rPr>
         <w:t xml:space="preserve">; </w:t>
       </w:r>
-      <w:hyperlink r:id="rId20">
-        <w:r>
-          <w:rPr>
-            <w:lang w:val="en_US" w:bidi="en_US"/>
-          </w:rPr>
-          <w:rPr>
-            <w:color w:val="0000EE"/>
-            <w:u w:val="single"/>
-          </w:rPr>
-          <w:t>Luke 9:51–19:44</w:t>
-        </w:r>
-      </w:hyperlink>
+      <w:r>
+        <w:rPr>
+          <w:lang w:val="en_US" w:bidi="en_US"/>
+        </w:rPr>
+        <w:t>Luke 9:51–19:44</w:t>
+      </w:r>
       <w:r>
         <w:rPr>
           <w:lang w:val="en_US" w:bidi="en_US"/>
@@ -1179,90 +1053,60 @@
         </w:rPr>
         <w:t>From a technical perspective, all of the gospels are anonymous. This is because their authors do not name themselves. However, we can identify the author of "Luke–Acts" as Luke, a doctor and sometimes companion of the apostle Paul. In several first-person plural passages in Acts (the “we” sections), the author describes himself as part of Paul’s mission activities (</w:t>
       </w:r>
-      <w:hyperlink r:id="rId33">
-        <w:r>
-          <w:rPr>
-            <w:lang w:val="en_US" w:bidi="en_US"/>
-          </w:rPr>
-          <w:rPr>
-            <w:color w:val="0000EE"/>
-            <w:u w:val="single"/>
-          </w:rPr>
-          <w:t>Acts 16:10–17</w:t>
-        </w:r>
-      </w:hyperlink>
+      <w:r>
+        <w:rPr>
+          <w:lang w:val="en_US" w:bidi="en_US"/>
+        </w:rPr>
+        <w:t>Acts 16:10–17</w:t>
+      </w:r>
       <w:r>
         <w:rPr>
           <w:lang w:val="en_US" w:bidi="en_US"/>
         </w:rPr>
         <w:t xml:space="preserve">; </w:t>
       </w:r>
-      <w:hyperlink r:id="rId34">
-        <w:r>
-          <w:rPr>
-            <w:lang w:val="en_US" w:bidi="en_US"/>
-          </w:rPr>
-          <w:rPr>
-            <w:color w:val="0000EE"/>
-            <w:u w:val="single"/>
-          </w:rPr>
-          <w:t>20:5–17</w:t>
-        </w:r>
-      </w:hyperlink>
+      <w:r>
+        <w:rPr>
+          <w:lang w:val="en_US" w:bidi="en_US"/>
+        </w:rPr>
+        <w:t>20:5–17</w:t>
+      </w:r>
       <w:r>
         <w:rPr>
           <w:lang w:val="en_US" w:bidi="en_US"/>
         </w:rPr>
         <w:t xml:space="preserve">; </w:t>
       </w:r>
-      <w:hyperlink r:id="rId35">
-        <w:r>
-          <w:rPr>
-            <w:lang w:val="en_US" w:bidi="en_US"/>
-          </w:rPr>
-          <w:rPr>
-            <w:color w:val="0000EE"/>
-            <w:u w:val="single"/>
-          </w:rPr>
-          <w:t>21:1–18</w:t>
-        </w:r>
-      </w:hyperlink>
+      <w:r>
+        <w:rPr>
+          <w:lang w:val="en_US" w:bidi="en_US"/>
+        </w:rPr>
+        <w:t>21:1–18</w:t>
+      </w:r>
       <w:r>
         <w:rPr>
           <w:lang w:val="en_US" w:bidi="en_US"/>
         </w:rPr>
         <w:t xml:space="preserve">; </w:t>
       </w:r>
-      <w:hyperlink r:id="rId36">
-        <w:r>
-          <w:rPr>
-            <w:lang w:val="en_US" w:bidi="en_US"/>
-          </w:rPr>
-          <w:rPr>
-            <w:color w:val="0000EE"/>
-            <w:u w:val="single"/>
-          </w:rPr>
-          <w:t>27:1–28:16</w:t>
-        </w:r>
-      </w:hyperlink>
+      <w:r>
+        <w:rPr>
+          <w:lang w:val="en_US" w:bidi="en_US"/>
+        </w:rPr>
+        <w:t>27:1–28:16</w:t>
+      </w:r>
       <w:r>
         <w:rPr>
           <w:lang w:val="en_US" w:bidi="en_US"/>
         </w:rPr>
         <w:t>). Luke was a gentile (</w:t>
       </w:r>
-      <w:hyperlink r:id="rId37">
-        <w:r>
-          <w:rPr>
-            <w:lang w:val="en_US" w:bidi="en_US"/>
-          </w:rPr>
-          <w:rPr>
-            <w:color w:val="0000EE"/>
-            <w:u w:val="single"/>
-          </w:rPr>
-          <w:t>Colossians 4:11–14</w:t>
-        </w:r>
-      </w:hyperlink>
+      <w:r>
+        <w:rPr>
+          <w:lang w:val="en_US" w:bidi="en_US"/>
+        </w:rPr>
+        <w:t>Colossians 4:11–14</w:t>
+      </w:r>
       <w:r>
         <w:rPr>
           <w:lang w:val="en_US" w:bidi="en_US"/>
@@ -1295,18 +1139,12 @@
         </w:rPr>
         <w:t>” (</w:t>
       </w:r>
-      <w:hyperlink r:id="rId38">
-        <w:r>
-          <w:rPr>
-            <w:lang w:val="en_US" w:bidi="en_US"/>
-          </w:rPr>
-          <w:rPr>
-            <w:color w:val="0000EE"/>
-            <w:u w:val="single"/>
-          </w:rPr>
-          <w:t>Luke 1:4</w:t>
-        </w:r>
-      </w:hyperlink>
+      <w:r>
+        <w:rPr>
+          <w:lang w:val="en_US" w:bidi="en_US"/>
+        </w:rPr>
+        <w:t>Luke 1:4</w:t>
+      </w:r>
       <w:r>
         <w:rPr>
           <w:lang w:val="en_US" w:bidi="en_US"/>
@@ -1352,18 +1190,12 @@
         </w:rPr>
         <w:t xml:space="preserve">The earlier date has its basis on the ending of Acts, where Paul is alive and in prison in Rome for two years (starting around AD 60). If Luke wrote the gospel before Acts, it probably dates to just before or during this imprisonment (AD 59–63). The later date, after AD 70, is suggested by those who think Luke used Mark’s Gospel as a source. This also assumes Mark wrote in the late 60s, just before or during the Jewish war of AD 66–70 (see </w:t>
       </w:r>
-      <w:hyperlink r:id="rId39">
-        <w:r>
-          <w:rPr>
-            <w:lang w:val="en_US" w:bidi="en_US"/>
-          </w:rPr>
-          <w:rPr>
-            <w:color w:val="0000EE"/>
-            <w:u w:val="single"/>
-          </w:rPr>
-          <w:t>Mark 13:14</w:t>
-        </w:r>
-      </w:hyperlink>
+      <w:r>
+        <w:rPr>
+          <w:lang w:val="en_US" w:bidi="en_US"/>
+        </w:rPr>
+        <w:t>Mark 13:14</w:t>
+      </w:r>
       <w:r>
         <w:rPr>
           <w:lang w:val="en_US" w:bidi="en_US"/>
@@ -1474,36 +1306,24 @@
         </w:rPr>
         <w:t>His death on the cross did not cancel this claim. Scripture had already said that the Messiah would die and rise again (</w:t>
       </w:r>
-      <w:hyperlink r:id="rId40">
-        <w:r>
-          <w:rPr>
-            <w:lang w:val="en_US" w:bidi="en_US"/>
-          </w:rPr>
-          <w:rPr>
-            <w:color w:val="0000EE"/>
-            <w:u w:val="single"/>
-          </w:rPr>
-          <w:t>Luke 24:26</w:t>
-        </w:r>
-      </w:hyperlink>
+      <w:r>
+        <w:rPr>
+          <w:lang w:val="en_US" w:bidi="en_US"/>
+        </w:rPr>
+        <w:t>Luke 24:26</w:t>
+      </w:r>
       <w:r>
         <w:rPr>
           <w:lang w:val="en_US" w:bidi="en_US"/>
         </w:rPr>
         <w:t xml:space="preserve">, </w:t>
       </w:r>
-      <w:hyperlink r:id="rId41">
-        <w:r>
-          <w:rPr>
-            <w:lang w:val="en_US" w:bidi="en_US"/>
-          </w:rPr>
-          <w:rPr>
-            <w:color w:val="0000EE"/>
-            <w:u w:val="single"/>
-          </w:rPr>
-          <w:t>46</w:t>
-        </w:r>
-      </w:hyperlink>
+      <w:r>
+        <w:rPr>
+          <w:lang w:val="en_US" w:bidi="en_US"/>
+        </w:rPr>
+        <w:t>46</w:t>
+      </w:r>
       <w:r>
         <w:rPr>
           <w:lang w:val="en_US" w:bidi="en_US"/>
@@ -1585,36 +1405,24 @@
         </w:rPr>
         <w:t>Luke, more than any other gospel writer, confirms that the story of Jesus is historical. He assures readers that the gospel message is genuine. He emphasizes that his account relies on trustworthy personal witnesses (</w:t>
       </w:r>
-      <w:hyperlink r:id="rId13">
-        <w:r>
-          <w:rPr>
-            <w:lang w:val="en_US" w:bidi="en_US"/>
-          </w:rPr>
-          <w:rPr>
-            <w:color w:val="0000EE"/>
-            <w:u w:val="single"/>
-          </w:rPr>
-          <w:t>1:1–4</w:t>
-        </w:r>
-      </w:hyperlink>
+      <w:r>
+        <w:rPr>
+          <w:lang w:val="en_US" w:bidi="en_US"/>
+        </w:rPr>
+        <w:t>1:1–4</w:t>
+      </w:r>
       <w:r>
         <w:rPr>
           <w:lang w:val="en_US" w:bidi="en_US"/>
         </w:rPr>
         <w:t>). He carefully dates the ministry of Jesus by referring to the rulers of his time (</w:t>
       </w:r>
-      <w:hyperlink r:id="rId42">
-        <w:r>
-          <w:rPr>
-            <w:lang w:val="en_US" w:bidi="en_US"/>
-          </w:rPr>
-          <w:rPr>
-            <w:color w:val="0000EE"/>
-            <w:u w:val="single"/>
-          </w:rPr>
-          <w:t>3:1–2</w:t>
-        </w:r>
-      </w:hyperlink>
+      <w:r>
+        <w:rPr>
+          <w:lang w:val="en_US" w:bidi="en_US"/>
+        </w:rPr>
+        <w:t>3:1–2</w:t>
+      </w:r>
       <w:r>
         <w:rPr>
           <w:lang w:val="en_US" w:bidi="en_US"/>
@@ -1646,54 +1454,36 @@
         </w:rPr>
         <w:t>Luke's depiction of Jesus emphasizes a theme of promise and confirmation. Lukes presents Jesus as the "Savior" promised by God, the Christ from King David's family line. His birth was in Bethlehem, David's city, and will rule forever on David's throne (</w:t>
       </w:r>
-      <w:hyperlink r:id="rId43">
-        <w:r>
-          <w:rPr>
-            <w:lang w:val="en_US" w:bidi="en_US"/>
-          </w:rPr>
-          <w:rPr>
-            <w:color w:val="0000EE"/>
-            <w:u w:val="single"/>
-          </w:rPr>
-          <w:t>1:32–33</w:t>
-        </w:r>
-      </w:hyperlink>
+      <w:r>
+        <w:rPr>
+          <w:lang w:val="en_US" w:bidi="en_US"/>
+        </w:rPr>
+        <w:t>1:32–33</w:t>
+      </w:r>
       <w:r>
         <w:rPr>
           <w:lang w:val="en_US" w:bidi="en_US"/>
         </w:rPr>
         <w:t xml:space="preserve">; </w:t>
       </w:r>
-      <w:hyperlink r:id="rId44">
-        <w:r>
-          <w:rPr>
-            <w:lang w:val="en_US" w:bidi="en_US"/>
-          </w:rPr>
-          <w:rPr>
-            <w:color w:val="0000EE"/>
-            <w:u w:val="single"/>
-          </w:rPr>
-          <w:t>2:4</w:t>
-        </w:r>
-      </w:hyperlink>
+      <w:r>
+        <w:rPr>
+          <w:lang w:val="en_US" w:bidi="en_US"/>
+        </w:rPr>
+        <w:t>2:4</w:t>
+      </w:r>
       <w:r>
         <w:rPr>
           <w:lang w:val="en_US" w:bidi="en_US"/>
         </w:rPr>
         <w:t xml:space="preserve">, </w:t>
       </w:r>
-      <w:hyperlink r:id="rId45">
-        <w:r>
-          <w:rPr>
-            <w:lang w:val="en_US" w:bidi="en_US"/>
-          </w:rPr>
-          <w:rPr>
-            <w:color w:val="0000EE"/>
-            <w:u w:val="single"/>
-          </w:rPr>
-          <w:t>11</w:t>
-        </w:r>
-      </w:hyperlink>
+      <w:r>
+        <w:rPr>
+          <w:lang w:val="en_US" w:bidi="en_US"/>
+        </w:rPr>
+        <w:t>11</w:t>
+      </w:r>
       <w:r>
         <w:rPr>
           <w:lang w:val="en_US" w:bidi="en_US"/>
@@ -1714,54 +1504,36 @@
         </w:rPr>
         <w:t>Jesus did not achieve salvation through military power, but by enduring the fate of the prophets. He died as the Lord's servant, fulfilling Old Testament promises. Through his death and resurrection, Jesus became the "Savior" of the world (</w:t>
       </w:r>
-      <w:hyperlink r:id="rId45">
-        <w:r>
-          <w:rPr>
-            <w:lang w:val="en_US" w:bidi="en_US"/>
-          </w:rPr>
-          <w:rPr>
-            <w:color w:val="0000EE"/>
-            <w:u w:val="single"/>
-          </w:rPr>
-          <w:t>Luke 2:11</w:t>
-        </w:r>
-      </w:hyperlink>
+      <w:r>
+        <w:rPr>
+          <w:lang w:val="en_US" w:bidi="en_US"/>
+        </w:rPr>
+        <w:t>Luke 2:11</w:t>
+      </w:r>
       <w:r>
         <w:rPr>
           <w:lang w:val="en_US" w:bidi="en_US"/>
         </w:rPr>
         <w:t xml:space="preserve">; </w:t>
       </w:r>
-      <w:hyperlink r:id="rId46">
-        <w:r>
-          <w:rPr>
-            <w:lang w:val="en_US" w:bidi="en_US"/>
-          </w:rPr>
-          <w:rPr>
-            <w:color w:val="0000EE"/>
-            <w:u w:val="single"/>
-          </w:rPr>
-          <w:t>Acts 2:36</w:t>
-        </w:r>
-      </w:hyperlink>
+      <w:r>
+        <w:rPr>
+          <w:lang w:val="en_US" w:bidi="en_US"/>
+        </w:rPr>
+        <w:t>Acts 2:36</w:t>
+      </w:r>
       <w:r>
         <w:rPr>
           <w:lang w:val="en_US" w:bidi="en_US"/>
         </w:rPr>
         <w:t xml:space="preserve">; </w:t>
       </w:r>
-      <w:hyperlink r:id="rId47">
-        <w:r>
-          <w:rPr>
-            <w:lang w:val="en_US" w:bidi="en_US"/>
-          </w:rPr>
-          <w:rPr>
-            <w:color w:val="0000EE"/>
-            <w:u w:val="single"/>
-          </w:rPr>
-          <w:t>10:36</w:t>
-        </w:r>
-      </w:hyperlink>
+      <w:r>
+        <w:rPr>
+          <w:lang w:val="en_US" w:bidi="en_US"/>
+        </w:rPr>
+        <w:t>10:36</w:t>
+      </w:r>
       <w:r>
         <w:rPr>
           <w:lang w:val="en_US" w:bidi="en_US"/>
@@ -1822,108 +1594,72 @@
         </w:rPr>
         <w:t>The kingdom of God brings a major change in fortunes. God helps poor and humble people. He will judge rich and proud people (</w:t>
       </w:r>
-      <w:hyperlink r:id="rId48">
-        <w:r>
-          <w:rPr>
-            <w:lang w:val="en_US" w:bidi="en_US"/>
-          </w:rPr>
-          <w:rPr>
-            <w:color w:val="0000EE"/>
-            <w:u w:val="single"/>
-          </w:rPr>
-          <w:t>Luke 1:51–55</w:t>
-        </w:r>
-      </w:hyperlink>
+      <w:r>
+        <w:rPr>
+          <w:lang w:val="en_US" w:bidi="en_US"/>
+        </w:rPr>
+        <w:t>Luke 1:51–55</w:t>
+      </w:r>
       <w:r>
         <w:rPr>
           <w:lang w:val="en_US" w:bidi="en_US"/>
         </w:rPr>
         <w:t xml:space="preserve">; </w:t>
       </w:r>
-      <w:hyperlink r:id="rId49">
-        <w:r>
-          <w:rPr>
-            <w:lang w:val="en_US" w:bidi="en_US"/>
-          </w:rPr>
-          <w:rPr>
-            <w:color w:val="0000EE"/>
-            <w:u w:val="single"/>
-          </w:rPr>
-          <w:t>16:19–31</w:t>
-        </w:r>
-      </w:hyperlink>
+      <w:r>
+        <w:rPr>
+          <w:lang w:val="en_US" w:bidi="en_US"/>
+        </w:rPr>
+        <w:t>16:19–31</w:t>
+      </w:r>
       <w:r>
         <w:rPr>
           <w:lang w:val="en_US" w:bidi="en_US"/>
         </w:rPr>
         <w:t>). The gospel is good news for poor and abused people (</w:t>
       </w:r>
-      <w:hyperlink r:id="rId50">
-        <w:r>
-          <w:rPr>
-            <w:lang w:val="en_US" w:bidi="en_US"/>
-          </w:rPr>
-          <w:rPr>
-            <w:color w:val="0000EE"/>
-            <w:u w:val="single"/>
-          </w:rPr>
-          <w:t>4:18</w:t>
-        </w:r>
-      </w:hyperlink>
+      <w:r>
+        <w:rPr>
+          <w:lang w:val="en_US" w:bidi="en_US"/>
+        </w:rPr>
+        <w:t>4:18</w:t>
+      </w:r>
       <w:r>
         <w:rPr>
           <w:lang w:val="en_US" w:bidi="en_US"/>
         </w:rPr>
         <w:t>). This is because they recognize their need for God most (</w:t>
       </w:r>
-      <w:hyperlink r:id="rId51">
-        <w:r>
-          <w:rPr>
-            <w:lang w:val="en_US" w:bidi="en_US"/>
-          </w:rPr>
-          <w:rPr>
-            <w:color w:val="0000EE"/>
-            <w:u w:val="single"/>
-          </w:rPr>
-          <w:t>6:20–21</w:t>
-        </w:r>
-      </w:hyperlink>
+      <w:r>
+        <w:rPr>
+          <w:lang w:val="en_US" w:bidi="en_US"/>
+        </w:rPr>
+        <w:t>6:20–21</w:t>
+      </w:r>
       <w:r>
         <w:rPr>
           <w:lang w:val="en_US" w:bidi="en_US"/>
         </w:rPr>
         <w:t>). It is impossible for rich people to enter the kingdom when they trust their wealth instead of God (</w:t>
       </w:r>
-      <w:hyperlink r:id="rId52">
-        <w:r>
-          <w:rPr>
-            <w:lang w:val="en_US" w:bidi="en_US"/>
-          </w:rPr>
-          <w:rPr>
-            <w:color w:val="0000EE"/>
-            <w:u w:val="single"/>
-          </w:rPr>
-          <w:t>12:13–21</w:t>
-        </w:r>
-      </w:hyperlink>
+      <w:r>
+        <w:rPr>
+          <w:lang w:val="en_US" w:bidi="en_US"/>
+        </w:rPr>
+        <w:t>12:13–21</w:t>
+      </w:r>
       <w:r>
         <w:rPr>
           <w:lang w:val="en_US" w:bidi="en_US"/>
         </w:rPr>
         <w:t xml:space="preserve">; </w:t>
       </w:r>
-      <w:hyperlink r:id="rId53">
-        <w:r>
-          <w:rPr>
-            <w:lang w:val="en_US" w:bidi="en_US"/>
-          </w:rPr>
-          <w:rPr>
-            <w:color w:val="0000EE"/>
-            <w:u w:val="single"/>
-          </w:rPr>
-          <w:t>18:18–30</w:t>
-        </w:r>
-      </w:hyperlink>
+      <w:r>
+        <w:rPr>
+          <w:lang w:val="en_US" w:bidi="en_US"/>
+        </w:rPr>
+        <w:t>18:18–30</w:t>
+      </w:r>
       <w:r>
         <w:rPr>
           <w:lang w:val="en_US" w:bidi="en_US"/>
@@ -1955,36 +1691,24 @@
         </w:rPr>
         <w:t>God's love for the "lost" is evident in the time of Jesus with those living in sin and tax collectors. He called Levi to be his disciple, although he was a tax collector hated by the people. As the "Great Physician," Jesus came to heal those are sick with sin, not those who think they have spiritual health, "the righteous" (</w:t>
       </w:r>
-      <w:hyperlink r:id="rId54">
-        <w:r>
-          <w:rPr>
-            <w:lang w:val="en_US" w:bidi="en_US"/>
-          </w:rPr>
-          <w:rPr>
-            <w:color w:val="0000EE"/>
-            <w:u w:val="single"/>
-          </w:rPr>
-          <w:t>5:27–32</w:t>
-        </w:r>
-      </w:hyperlink>
+      <w:r>
+        <w:rPr>
+          <w:lang w:val="en_US" w:bidi="en_US"/>
+        </w:rPr>
+        <w:t>5:27–32</w:t>
+      </w:r>
       <w:r>
         <w:rPr>
           <w:lang w:val="en_US" w:bidi="en_US"/>
         </w:rPr>
         <w:t>). He praised a woman living in sin who poured expensive oil on his feet. She understood God forgives and loved Jesus much in return (</w:t>
       </w:r>
-      <w:hyperlink r:id="rId55">
-        <w:r>
-          <w:rPr>
-            <w:lang w:val="en_US" w:bidi="en_US"/>
-          </w:rPr>
-          <w:rPr>
-            <w:color w:val="0000EE"/>
-            <w:u w:val="single"/>
-          </w:rPr>
-          <w:t>7:36–50</w:t>
-        </w:r>
-      </w:hyperlink>
+      <w:r>
+        <w:rPr>
+          <w:lang w:val="en_US" w:bidi="en_US"/>
+        </w:rPr>
+        <w:t>7:36–50</w:t>
+      </w:r>
       <w:r>
         <w:rPr>
           <w:lang w:val="en_US" w:bidi="en_US"/>
@@ -1998,54 +1722,36 @@
         </w:rPr>
         <w:t>Jesus criticized the Pharisees and religious teachers: for thinking they were innocent, for their dishonesty, and their lack of compassion. God forgave the tax collector in the temple who asked God to show him mercy. The Pharisee gained nothing because he was full of pride (</w:t>
       </w:r>
-      <w:hyperlink r:id="rId56">
-        <w:r>
-          <w:rPr>
-            <w:lang w:val="en_US" w:bidi="en_US"/>
-          </w:rPr>
-          <w:rPr>
-            <w:color w:val="0000EE"/>
-            <w:u w:val="single"/>
-          </w:rPr>
-          <w:t>18:9–14</w:t>
-        </w:r>
-      </w:hyperlink>
+      <w:r>
+        <w:rPr>
+          <w:lang w:val="en_US" w:bidi="en_US"/>
+        </w:rPr>
+        <w:t>18:9–14</w:t>
+      </w:r>
       <w:r>
         <w:rPr>
           <w:lang w:val="en_US" w:bidi="en_US"/>
         </w:rPr>
         <w:t>). Jesus even forgave the main tax collector Zacchaeus when he changed his lifestyle and asked God to forgive him (</w:t>
       </w:r>
-      <w:hyperlink r:id="rId57">
-        <w:r>
-          <w:rPr>
-            <w:lang w:val="en_US" w:bidi="en_US"/>
-          </w:rPr>
-          <w:rPr>
-            <w:color w:val="0000EE"/>
-            <w:u w:val="single"/>
-          </w:rPr>
-          <w:t>19:1–10</w:t>
-        </w:r>
-      </w:hyperlink>
+      <w:r>
+        <w:rPr>
+          <w:lang w:val="en_US" w:bidi="en_US"/>
+        </w:rPr>
+        <w:t>19:1–10</w:t>
+      </w:r>
       <w:r>
         <w:rPr>
           <w:lang w:val="en_US" w:bidi="en_US"/>
         </w:rPr>
         <w:t>). Jesus forgave and promised paradise to the criminal on the cross who asked for mercy (</w:t>
       </w:r>
-      <w:hyperlink r:id="rId58">
-        <w:r>
-          <w:rPr>
-            <w:lang w:val="en_US" w:bidi="en_US"/>
-          </w:rPr>
-          <w:rPr>
-            <w:color w:val="0000EE"/>
-            <w:u w:val="single"/>
-          </w:rPr>
-          <w:t>23:39–43</w:t>
-        </w:r>
-      </w:hyperlink>
+      <w:r>
+        <w:rPr>
+          <w:lang w:val="en_US" w:bidi="en_US"/>
+        </w:rPr>
+        <w:t>23:39–43</w:t>
+      </w:r>
       <w:r>
         <w:rPr>
           <w:lang w:val="en_US" w:bidi="en_US"/>
@@ -2059,18 +1765,12 @@
         </w:rPr>
         <w:t>The parables of Jesus share this theme too. For example, the father forgave his "prodigal son" when he changed his lifestyle (</w:t>
       </w:r>
-      <w:hyperlink r:id="rId59">
-        <w:r>
-          <w:rPr>
-            <w:lang w:val="en_US" w:bidi="en_US"/>
-          </w:rPr>
-          <w:rPr>
-            <w:color w:val="0000EE"/>
-            <w:u w:val="single"/>
-          </w:rPr>
-          <w:t>15:11–32</w:t>
-        </w:r>
-      </w:hyperlink>
+      <w:r>
+        <w:rPr>
+          <w:lang w:val="en_US" w:bidi="en_US"/>
+        </w:rPr>
+        <w:t>15:11–32</w:t>
+      </w:r>
       <w:r>
         <w:rPr>
           <w:lang w:val="en_US" w:bidi="en_US"/>
@@ -2102,36 +1802,24 @@
         </w:rPr>
         <w:t>Jews hated Samaritans and considered them outsiders. However, in the book of Luke, Jesus praises a Samaritan "leper" for thanking God after Jesus healed him (</w:t>
       </w:r>
-      <w:hyperlink r:id="rId60">
-        <w:r>
-          <w:rPr>
-            <w:lang w:val="en_US" w:bidi="en_US"/>
-          </w:rPr>
-          <w:rPr>
-            <w:color w:val="0000EE"/>
-            <w:u w:val="single"/>
-          </w:rPr>
-          <w:t>17:11–19</w:t>
-        </w:r>
-      </w:hyperlink>
+      <w:r>
+        <w:rPr>
+          <w:lang w:val="en_US" w:bidi="en_US"/>
+        </w:rPr>
+        <w:t>17:11–19</w:t>
+      </w:r>
       <w:r>
         <w:rPr>
           <w:lang w:val="en_US" w:bidi="en_US"/>
         </w:rPr>
         <w:t>). Jesus also shares the parable of the "Good Samaritan," where a Samaritan is the only true neighbor to an injured Jew (</w:t>
       </w:r>
-      <w:hyperlink r:id="rId61">
-        <w:r>
-          <w:rPr>
-            <w:lang w:val="en_US" w:bidi="en_US"/>
-          </w:rPr>
-          <w:rPr>
-            <w:color w:val="0000EE"/>
-            <w:u w:val="single"/>
-          </w:rPr>
-          <w:t>10:29–37</w:t>
-        </w:r>
-      </w:hyperlink>
+      <w:r>
+        <w:rPr>
+          <w:lang w:val="en_US" w:bidi="en_US"/>
+        </w:rPr>
+        <w:t>10:29–37</w:t>
+      </w:r>
       <w:r>
         <w:rPr>
           <w:lang w:val="en_US" w:bidi="en_US"/>
@@ -2163,36 +1851,24 @@
         </w:rPr>
         <w:t>In the first century AD, people considered women as lesser. However, Jesus gave women dignity in the kingdom of God. Luke’s Gospel emphasizes women and mentions thirteen women not found in the other gospels. The birth story of Jesus is from the perspective of the women Mary and Elizabeth. Only Luke mentions the women who were financial supporters of Jesus (</w:t>
       </w:r>
-      <w:hyperlink r:id="rId62">
-        <w:r>
-          <w:rPr>
-            <w:lang w:val="en_US" w:bidi="en_US"/>
-          </w:rPr>
-          <w:rPr>
-            <w:color w:val="0000EE"/>
-            <w:u w:val="single"/>
-          </w:rPr>
-          <w:t>8:1–3</w:t>
-        </w:r>
-      </w:hyperlink>
+      <w:r>
+        <w:rPr>
+          <w:lang w:val="en_US" w:bidi="en_US"/>
+        </w:rPr>
+        <w:t>8:1–3</w:t>
+      </w:r>
       <w:r>
         <w:rPr>
           <w:lang w:val="en_US" w:bidi="en_US"/>
         </w:rPr>
         <w:t>). In the story of Mary and Martha, Jesus praises Mary for learning as a disciple at the feet of Jesus (</w:t>
       </w:r>
-      <w:hyperlink r:id="rId63">
-        <w:r>
-          <w:rPr>
-            <w:lang w:val="en_US" w:bidi="en_US"/>
-          </w:rPr>
-          <w:rPr>
-            <w:color w:val="0000EE"/>
-            <w:u w:val="single"/>
-          </w:rPr>
-          <w:t>10:38–42</w:t>
-        </w:r>
-      </w:hyperlink>
+      <w:r>
+        <w:rPr>
+          <w:lang w:val="en_US" w:bidi="en_US"/>
+        </w:rPr>
+        <w:t>10:38–42</w:t>
+      </w:r>
       <w:r>
         <w:rPr>
           <w:lang w:val="en_US" w:bidi="en_US"/>
@@ -2236,18 +1912,12 @@
         </w:rPr>
         <w:t>" (</w:t>
       </w:r>
-      <w:hyperlink r:id="rId64">
-        <w:r>
-          <w:rPr>
-            <w:lang w:val="en_US" w:bidi="en_US"/>
-          </w:rPr>
-          <w:rPr>
-            <w:color w:val="0000EE"/>
-            <w:u w:val="single"/>
-          </w:rPr>
-          <w:t>2:32</w:t>
-        </w:r>
-      </w:hyperlink>
+      <w:r>
+        <w:rPr>
+          <w:lang w:val="en_US" w:bidi="en_US"/>
+        </w:rPr>
+        <w:t>2:32</w:t>
+      </w:r>
       <w:r>
         <w:rPr>
           <w:lang w:val="en_US" w:bidi="en_US"/>
@@ -2266,54 +1936,36 @@
         </w:rPr>
         <w:t>" (</w:t>
       </w:r>
-      <w:hyperlink r:id="rId65">
-        <w:r>
-          <w:rPr>
-            <w:lang w:val="en_US" w:bidi="en_US"/>
-          </w:rPr>
-          <w:rPr>
-            <w:color w:val="0000EE"/>
-            <w:u w:val="single"/>
-          </w:rPr>
-          <w:t>3:4–6</w:t>
-        </w:r>
-      </w:hyperlink>
+      <w:r>
+        <w:rPr>
+          <w:lang w:val="en_US" w:bidi="en_US"/>
+        </w:rPr>
+        <w:t>3:4–6</w:t>
+      </w:r>
       <w:r>
         <w:rPr>
           <w:lang w:val="en_US" w:bidi="en_US"/>
         </w:rPr>
         <w:t xml:space="preserve">; </w:t>
       </w:r>
-      <w:hyperlink r:id="rId66">
-        <w:r>
-          <w:rPr>
-            <w:lang w:val="en_US" w:bidi="en_US"/>
-          </w:rPr>
-          <w:rPr>
-            <w:color w:val="0000EE"/>
-            <w:u w:val="single"/>
-          </w:rPr>
-          <w:t>Isaiah 40:5</w:t>
-        </w:r>
-      </w:hyperlink>
+      <w:r>
+        <w:rPr>
+          <w:lang w:val="en_US" w:bidi="en_US"/>
+        </w:rPr>
+        <w:t>Isaiah 40:5</w:t>
+      </w:r>
       <w:r>
         <w:rPr>
           <w:lang w:val="en_US" w:bidi="en_US"/>
         </w:rPr>
         <w:t>). Matthew's family line of Jesus focuses on his Jewish descent, starting with Abraham, the ancestor of the Israelites (</w:t>
       </w:r>
-      <w:hyperlink r:id="rId67">
-        <w:r>
-          <w:rPr>
-            <w:lang w:val="en_US" w:bidi="en_US"/>
-          </w:rPr>
-          <w:rPr>
-            <w:color w:val="0000EE"/>
-            <w:u w:val="single"/>
-          </w:rPr>
-          <w:t>Matthew 1:1–17</w:t>
-        </w:r>
-      </w:hyperlink>
+      <w:r>
+        <w:rPr>
+          <w:lang w:val="en_US" w:bidi="en_US"/>
+        </w:rPr>
+        <w:t>Matthew 1:1–17</w:t>
+      </w:r>
       <w:r>
         <w:rPr>
           <w:lang w:val="en_US" w:bidi="en_US"/>
@@ -2327,72 +1979,48 @@
         </w:rPr>
         <w:t>In contrast, Luke's family line of Jesus traces back to Adam, the father of all humans (</w:t>
       </w:r>
-      <w:hyperlink r:id="rId68">
-        <w:r>
-          <w:rPr>
-            <w:lang w:val="en_US" w:bidi="en_US"/>
-          </w:rPr>
-          <w:rPr>
-            <w:color w:val="0000EE"/>
-            <w:u w:val="single"/>
-          </w:rPr>
-          <w:t>Luke 3:23–38</w:t>
-        </w:r>
-      </w:hyperlink>
+      <w:r>
+        <w:rPr>
+          <w:lang w:val="en_US" w:bidi="en_US"/>
+        </w:rPr>
+        <w:t>Luke 3:23–38</w:t>
+      </w:r>
       <w:r>
         <w:rPr>
           <w:lang w:val="en_US" w:bidi="en_US"/>
         </w:rPr>
         <w:t>). In his speech at Nazareth, Jesus stated that God had always shown grace to the non-Jews (</w:t>
       </w:r>
-      <w:hyperlink r:id="rId69">
-        <w:r>
-          <w:rPr>
-            <w:lang w:val="en_US" w:bidi="en_US"/>
-          </w:rPr>
-          <w:rPr>
-            <w:color w:val="0000EE"/>
-            <w:u w:val="single"/>
-          </w:rPr>
-          <w:t>4:24–27</w:t>
-        </w:r>
-      </w:hyperlink>
+      <w:r>
+        <w:rPr>
+          <w:lang w:val="en_US" w:bidi="en_US"/>
+        </w:rPr>
+        <w:t>4:24–27</w:t>
+      </w:r>
       <w:r>
         <w:rPr>
           <w:lang w:val="en_US" w:bidi="en_US"/>
         </w:rPr>
         <w:t>). Luke's message is that God loves everyone and wants to find all "lost" people (</w:t>
       </w:r>
-      <w:hyperlink r:id="rId70">
-        <w:r>
-          <w:rPr>
-            <w:lang w:val="en_US" w:bidi="en_US"/>
-          </w:rPr>
-          <w:rPr>
-            <w:color w:val="0000EE"/>
-            <w:u w:val="single"/>
-          </w:rPr>
-          <w:t>15:1–32</w:t>
-        </w:r>
-      </w:hyperlink>
+      <w:r>
+        <w:rPr>
+          <w:lang w:val="en_US" w:bidi="en_US"/>
+        </w:rPr>
+        <w:t>15:1–32</w:t>
+      </w:r>
       <w:r>
         <w:rPr>
           <w:lang w:val="en_US" w:bidi="en_US"/>
         </w:rPr>
         <w:t xml:space="preserve">; </w:t>
       </w:r>
-      <w:hyperlink r:id="rId21">
-        <w:r>
-          <w:rPr>
-            <w:lang w:val="en_US" w:bidi="en_US"/>
-          </w:rPr>
-          <w:rPr>
-            <w:color w:val="0000EE"/>
-            <w:u w:val="single"/>
-          </w:rPr>
-          <w:t>19:10</w:t>
-        </w:r>
-      </w:hyperlink>
+      <w:r>
+        <w:rPr>
+          <w:lang w:val="en_US" w:bidi="en_US"/>
+        </w:rPr>
+        <w:t>19:10</w:t>
+      </w:r>
       <w:r>
         <w:rPr>
           <w:lang w:val="en_US" w:bidi="en_US"/>
@@ -2424,54 +2052,36 @@
         </w:rPr>
         <w:t>The opposite side of including gentiles and other outsiders is that many in Israel rejected the message of Jesus. In Nazareth, when Jesus said God had blessed gentiles, the people became angry and tried to kill him (</w:t>
       </w:r>
-      <w:hyperlink r:id="rId71">
-        <w:r>
-          <w:rPr>
-            <w:lang w:val="en_US" w:bidi="en_US"/>
-          </w:rPr>
-          <w:rPr>
-            <w:color w:val="0000EE"/>
-            <w:u w:val="single"/>
-          </w:rPr>
-          <w:t>4:28–30</w:t>
-        </w:r>
-      </w:hyperlink>
+      <w:r>
+        <w:rPr>
+          <w:lang w:val="en_US" w:bidi="en_US"/>
+        </w:rPr>
+        <w:t>4:28–30</w:t>
+      </w:r>
       <w:r>
         <w:rPr>
           <w:lang w:val="en_US" w:bidi="en_US"/>
         </w:rPr>
         <w:t>). This event started the rejection of Jesus by his own people and anticipated Jewish opposition to the church (as told in the Acts of the Apostles). Jerusalem rejected its Christ and encountered God's judgment (</w:t>
       </w:r>
-      <w:hyperlink r:id="rId72">
-        <w:r>
-          <w:rPr>
-            <w:lang w:val="en_US" w:bidi="en_US"/>
-          </w:rPr>
-          <w:rPr>
-            <w:color w:val="0000EE"/>
-            <w:u w:val="single"/>
-          </w:rPr>
-          <w:t>Luke 13:33–35</w:t>
-        </w:r>
-      </w:hyperlink>
+      <w:r>
+        <w:rPr>
+          <w:lang w:val="en_US" w:bidi="en_US"/>
+        </w:rPr>
+        <w:t>Luke 13:33–35</w:t>
+      </w:r>
       <w:r>
         <w:rPr>
           <w:lang w:val="en_US" w:bidi="en_US"/>
         </w:rPr>
         <w:t xml:space="preserve">; </w:t>
       </w:r>
-      <w:hyperlink r:id="rId73">
-        <w:r>
-          <w:rPr>
-            <w:lang w:val="en_US" w:bidi="en_US"/>
-          </w:rPr>
-          <w:rPr>
-            <w:color w:val="0000EE"/>
-            <w:u w:val="single"/>
-          </w:rPr>
-          <w:t>19:41–44</w:t>
-        </w:r>
-      </w:hyperlink>
+      <w:r>
+        <w:rPr>
+          <w:lang w:val="en_US" w:bidi="en_US"/>
+        </w:rPr>
+        <w:t>19:41–44</w:t>
+      </w:r>
       <w:r>
         <w:rPr>
           <w:lang w:val="en_US" w:bidi="en_US"/>
@@ -2492,144 +2102,96 @@
         </w:rPr>
         <w:t>This pattern continues in Acts. While many in Israel believed the gospel, even more rejected it. Israel divided, and the gospel reached the gentiles. Luke stresses that this did not cancel the gospel message. The Old Testament prophesied Israel's rejection of Christ and this rejection continued Israel's history of a bitter attitude toward God (</w:t>
       </w:r>
-      <w:hyperlink r:id="rId74">
-        <w:r>
-          <w:rPr>
-            <w:lang w:val="en_US" w:bidi="en_US"/>
-          </w:rPr>
-          <w:rPr>
-            <w:color w:val="0000EE"/>
-            <w:u w:val="single"/>
-          </w:rPr>
-          <w:t>11:29–32</w:t>
-        </w:r>
-      </w:hyperlink>
+      <w:r>
+        <w:rPr>
+          <w:lang w:val="en_US" w:bidi="en_US"/>
+        </w:rPr>
+        <w:t>11:29–32</w:t>
+      </w:r>
       <w:r>
         <w:rPr>
           <w:lang w:val="en_US" w:bidi="en_US"/>
         </w:rPr>
         <w:t xml:space="preserve">, </w:t>
       </w:r>
-      <w:hyperlink r:id="rId75">
-        <w:r>
-          <w:rPr>
-            <w:lang w:val="en_US" w:bidi="en_US"/>
-          </w:rPr>
-          <w:rPr>
-            <w:color w:val="0000EE"/>
-            <w:u w:val="single"/>
-          </w:rPr>
-          <w:t>47–51</w:t>
-        </w:r>
-      </w:hyperlink>
+      <w:r>
+        <w:rPr>
+          <w:lang w:val="en_US" w:bidi="en_US"/>
+        </w:rPr>
+        <w:t>47–51</w:t>
+      </w:r>
       <w:r>
         <w:rPr>
           <w:lang w:val="en_US" w:bidi="en_US"/>
         </w:rPr>
         <w:t xml:space="preserve">; </w:t>
       </w:r>
-      <w:hyperlink r:id="rId76">
-        <w:r>
-          <w:rPr>
-            <w:lang w:val="en_US" w:bidi="en_US"/>
-          </w:rPr>
-          <w:rPr>
-            <w:color w:val="0000EE"/>
-            <w:u w:val="single"/>
-          </w:rPr>
-          <w:t>13:34–35</w:t>
-        </w:r>
-      </w:hyperlink>
+      <w:r>
+        <w:rPr>
+          <w:lang w:val="en_US" w:bidi="en_US"/>
+        </w:rPr>
+        <w:t>13:34–35</w:t>
+      </w:r>
       <w:r>
         <w:rPr>
           <w:lang w:val="en_US" w:bidi="en_US"/>
         </w:rPr>
         <w:t xml:space="preserve">; </w:t>
       </w:r>
-      <w:hyperlink r:id="rId73">
-        <w:r>
-          <w:rPr>
-            <w:lang w:val="en_US" w:bidi="en_US"/>
-          </w:rPr>
-          <w:rPr>
-            <w:color w:val="0000EE"/>
-            <w:u w:val="single"/>
-          </w:rPr>
-          <w:t>19:41–44</w:t>
-        </w:r>
-      </w:hyperlink>
+      <w:r>
+        <w:rPr>
+          <w:lang w:val="en_US" w:bidi="en_US"/>
+        </w:rPr>
+        <w:t>19:41–44</w:t>
+      </w:r>
       <w:r>
         <w:rPr>
           <w:lang w:val="en_US" w:bidi="en_US"/>
         </w:rPr>
         <w:t xml:space="preserve">; </w:t>
       </w:r>
-      <w:hyperlink r:id="rId77">
-        <w:r>
-          <w:rPr>
-            <w:lang w:val="en_US" w:bidi="en_US"/>
-          </w:rPr>
-          <w:rPr>
-            <w:color w:val="0000EE"/>
-            <w:u w:val="single"/>
-          </w:rPr>
-          <w:t>23:27–31</w:t>
-        </w:r>
-      </w:hyperlink>
+      <w:r>
+        <w:rPr>
+          <w:lang w:val="en_US" w:bidi="en_US"/>
+        </w:rPr>
+        <w:t>23:27–31</w:t>
+      </w:r>
       <w:r>
         <w:rPr>
           <w:lang w:val="en_US" w:bidi="en_US"/>
         </w:rPr>
         <w:t xml:space="preserve">; </w:t>
       </w:r>
-      <w:hyperlink r:id="rId78">
-        <w:r>
-          <w:rPr>
-            <w:lang w:val="en_US" w:bidi="en_US"/>
-          </w:rPr>
-          <w:rPr>
-            <w:color w:val="0000EE"/>
-            <w:u w:val="single"/>
-          </w:rPr>
-          <w:t>Acts 13:46</w:t>
-        </w:r>
-      </w:hyperlink>
+      <w:r>
+        <w:rPr>
+          <w:lang w:val="en_US" w:bidi="en_US"/>
+        </w:rPr>
+        <w:t>Acts 13:46</w:t>
+      </w:r>
       <w:r>
         <w:rPr>
           <w:lang w:val="en_US" w:bidi="en_US"/>
         </w:rPr>
         <w:t xml:space="preserve">; </w:t>
       </w:r>
-      <w:hyperlink r:id="rId79">
-        <w:r>
-          <w:rPr>
-            <w:lang w:val="en_US" w:bidi="en_US"/>
-          </w:rPr>
-          <w:rPr>
-            <w:color w:val="0000EE"/>
-            <w:u w:val="single"/>
-          </w:rPr>
-          <w:t>28:25–28</w:t>
-        </w:r>
-      </w:hyperlink>
+      <w:r>
+        <w:rPr>
+          <w:lang w:val="en_US" w:bidi="en_US"/>
+        </w:rPr>
+        <w:t>28:25–28</w:t>
+      </w:r>
       <w:r>
         <w:rPr>
           <w:lang w:val="en_US" w:bidi="en_US"/>
         </w:rPr>
         <w:t xml:space="preserve">; see also </w:t>
       </w:r>
-      <w:hyperlink r:id="rId80">
-        <w:r>
-          <w:rPr>
-            <w:lang w:val="en_US" w:bidi="en_US"/>
-          </w:rPr>
-          <w:rPr>
-            <w:color w:val="0000EE"/>
-            <w:u w:val="single"/>
-          </w:rPr>
-          <w:t>Romans 9–11</w:t>
-        </w:r>
-      </w:hyperlink>
+      <w:r>
+        <w:rPr>
+          <w:lang w:val="en_US" w:bidi="en_US"/>
+        </w:rPr>
+        <w:t>Romans 9–11</w:t>
+      </w:r>
       <w:r>
         <w:rPr>
           <w:lang w:val="en_US" w:bidi="en_US"/>
